--- a/Hoftor_Dokumentation_v0.35.docx
+++ b/Hoftor_Dokumentation_v0.35.docx
@@ -19547,6 +19547,23 @@
           <w:szCs w:val="18"/>
         </w:rPr>
         <w:t xml:space="preserve"/>
+      </w:r>
+    </w:p>
+    <w:p>
+      <w:pPr>
+        <w:pBdr>
+          <w:top w:val="single" w:color="1F4E79" w:sz="6" w:space="6"/>
+        </w:pBdr>
+        <w:spacing w:before="240" w:after="0"/>
+      </w:pPr>
+      <w:r>
+        <w:rPr>
+          <w:rFonts w:ascii="Arial" w:cs="Arial" w:eastAsia="Arial" w:hAnsi="Arial"/>
+          <w:i/>
+          <w:iCs/>
+          <w:sz w:val="20"/>
+        </w:rPr>
+        <w:t xml:space="preserve">Querverweis: Hardware-Aufbau, Verdrahtung und Belegungsplan siehe Hoftor_Verdrahtung_v1.docx (sowie CLAUDE.md, Abschnitt 6a).</w:t>
       </w:r>
     </w:p>
     <w:sectPr>

--- a/Hoftor_Dokumentation_v0.35.docx
+++ b/Hoftor_Dokumentation_v0.35.docx
@@ -19547,23 +19547,6 @@
           <w:szCs w:val="18"/>
         </w:rPr>
         <w:t xml:space="preserve"/>
-      </w:r>
-    </w:p>
-    <w:p>
-      <w:pPr>
-        <w:pBdr>
-          <w:top w:val="single" w:color="1F4E79" w:sz="6" w:space="6"/>
-        </w:pBdr>
-        <w:spacing w:before="240" w:after="0"/>
-      </w:pPr>
-      <w:r>
-        <w:rPr>
-          <w:rFonts w:ascii="Arial" w:cs="Arial" w:eastAsia="Arial" w:hAnsi="Arial"/>
-          <w:i/>
-          <w:iCs/>
-          <w:sz w:val="20"/>
-        </w:rPr>
-        <w:t xml:space="preserve">Querverweis: Hardware-Aufbau, Verdrahtung und Belegungsplan siehe Hoftor_Verdrahtung_v1.docx (sowie CLAUDE.md, Abschnitt 6a).</w:t>
       </w:r>
     </w:p>
     <w:sectPr>
